--- a/CÔNG TY TNHH GỖ NHIÊN THÀNH/Gỗ Nhiên thành_Tạm ngưng HĐ/02_Quyet_dinh_tam_ngung.docx
+++ b/CÔNG TY TNHH GỖ NHIÊN THÀNH/Gỗ Nhiên thành_Tạm ngưng HĐ/02_Quyet_dinh_tam_ngung.docx
@@ -293,7 +293,27 @@
                 <w:sz w:val="28"/>
                 <w:szCs w:val="28"/>
               </w:rPr>
-              <w:t xml:space="preserve"> Hồ Chí Minh, ngày 19 tháng 10 năm 2026</w:t>
+              <w:t xml:space="preserve"> Hồ Chí Minh, ngày </w:t>
+            </w:r>
+            <w:r>
+              <w:rPr>
+                <w:rFonts w:ascii="Times New Roman" w:eastAsia="Times New Roman" w:hAnsi="Times New Roman" w:cs="Times New Roman"/>
+                <w:b/>
+                <w:bCs/>
+                <w:sz w:val="28"/>
+                <w:szCs w:val="28"/>
+              </w:rPr>
+              <w:t>26</w:t>
+            </w:r>
+            <w:r>
+              <w:rPr>
+                <w:rFonts w:ascii="Times New Roman" w:eastAsia="Times New Roman" w:hAnsi="Times New Roman" w:cs="Times New Roman"/>
+                <w:b/>
+                <w:bCs/>
+                <w:sz w:val="28"/>
+                <w:szCs w:val="28"/>
+              </w:rPr>
+              <w:t xml:space="preserve"> tháng 10 năm 2026</w:t>
             </w:r>
           </w:p>
         </w:tc>
@@ -2837,15 +2857,6 @@
 </file>
 
 <file path=customXml/item2.xml><?xml version="1.0" encoding="utf-8"?>
-<?mso-contentType ?>
-<FormTemplates xmlns="http://schemas.microsoft.com/sharepoint/v3/contenttype/forms">
-  <Display>DocumentLibraryForm</Display>
-  <Edit>DocumentLibraryForm</Edit>
-  <New>DocumentLibraryForm</New>
-</FormTemplates>
-</file>
-
-<file path=customXml/item3.xml><?xml version="1.0" encoding="utf-8"?>
 <p:properties xmlns:p="http://schemas.microsoft.com/office/2006/metadata/properties" xmlns:xsi="http://www.w3.org/2001/XMLSchema-instance" xmlns:pc="http://schemas.microsoft.com/office/infopath/2007/PartnerControls">
   <documentManagement>
     <AlternateThumbnailUrl xmlns="http://schemas.microsoft.com/sharepoint/v3">
@@ -2858,6 +2869,15 @@
     <Description xmlns="http://schemas.microsoft.com/sharepoint/v3" xsi:nil="true"/>
   </documentManagement>
 </p:properties>
+</file>
+
+<file path=customXml/item3.xml><?xml version="1.0" encoding="utf-8"?>
+<?mso-contentType ?>
+<FormTemplates xmlns="http://schemas.microsoft.com/sharepoint/v3/contenttype/forms">
+  <Display>DocumentLibraryForm</Display>
+  <Edit>DocumentLibraryForm</Edit>
+  <New>DocumentLibraryForm</New>
+</FormTemplates>
 </file>
 
 <file path=customXml/itemProps1.xml><?xml version="1.0" encoding="utf-8"?>
@@ -2880,14 +2900,6 @@
 </file>
 
 <file path=customXml/itemProps2.xml><?xml version="1.0" encoding="utf-8"?>
-<ds:datastoreItem xmlns:ds="http://schemas.openxmlformats.org/officeDocument/2006/customXml" ds:itemID="{AFD07A8A-035B-44B3-8740-60045F8E4C9F}">
-  <ds:schemaRefs>
-    <ds:schemaRef ds:uri="http://schemas.microsoft.com/sharepoint/v3/contenttype/forms"/>
-  </ds:schemaRefs>
-</ds:datastoreItem>
-</file>
-
-<file path=customXml/itemProps3.xml><?xml version="1.0" encoding="utf-8"?>
 <ds:datastoreItem xmlns:ds="http://schemas.openxmlformats.org/officeDocument/2006/customXml" ds:itemID="{DFBF5159-804B-4563-9B15-6A0468B25410}">
   <ds:schemaRefs>
     <ds:schemaRef ds:uri="http://schemas.microsoft.com/office/2006/metadata/properties"/>
@@ -2896,4 +2908,12 @@
     <ds:schemaRef ds:uri="4ae7861e-4bff-47fb-9754-a3da037d4eb5"/>
   </ds:schemaRefs>
 </ds:datastoreItem>
+</file>
+
+<file path=customXml/itemProps3.xml><?xml version="1.0" encoding="utf-8"?>
+<ds:datastoreItem xmlns:ds="http://schemas.openxmlformats.org/officeDocument/2006/customXml" ds:itemID="{AFD07A8A-035B-44B3-8740-60045F8E4C9F}">
+  <ds:schemaRefs>
+    <ds:schemaRef ds:uri="http://schemas.microsoft.com/sharepoint/v3/contenttype/forms"/>
+  </ds:schemaRefs>
+</ds:datastoreItem>
 </file>